--- a/pr-preview/pr-30/chapters/04-effect-modification.docx
+++ b/pr-preview/pr-30/chapters/04-effect-modification.docx
@@ -64,28 +64,46 @@
       <w:r>
         <w:t xml:space="preserve">Understanding effect modification is crucial for:</w:t>
       </w:r>
-      <w:r>
-        <w:t xml:space="preserve"> </w:t>
-      </w:r>
-      <w:r>
-        <w:t xml:space="preserve">- Identifying subgroups that benefit more (or less) from treatment</w:t>
-      </w:r>
-      <w:r>
-        <w:t xml:space="preserve"> </w:t>
-      </w:r>
-      <w:r>
-        <w:t xml:space="preserve">- Targeting interventions to those who need them most</w:t>
-      </w:r>
-      <w:r>
-        <w:t xml:space="preserve"> </w:t>
-      </w:r>
-      <w:r>
-        <w:t xml:space="preserve">- Understanding biological or social mechanisms</w:t>
-      </w:r>
-    </w:p>
-    <w:p>
-      <w:pPr>
-        <w:pStyle w:val="BodyText"/>
+    </w:p>
+    <w:p>
+      <w:pPr>
+        <w:pStyle w:val="Compact"/>
+        <w:numPr>
+          <w:ilvl w:val="0"/>
+          <w:numId w:val="1001"/>
+        </w:numPr>
+      </w:pPr>
+      <w:r>
+        <w:t xml:space="preserve">Identifying subgroups that benefit more (or less) from treatment</w:t>
+      </w:r>
+    </w:p>
+    <w:p>
+      <w:pPr>
+        <w:pStyle w:val="Compact"/>
+        <w:numPr>
+          <w:ilvl w:val="0"/>
+          <w:numId w:val="1001"/>
+        </w:numPr>
+      </w:pPr>
+      <w:r>
+        <w:t xml:space="preserve">Targeting interventions to those who need them most</w:t>
+      </w:r>
+    </w:p>
+    <w:p>
+      <w:pPr>
+        <w:pStyle w:val="Compact"/>
+        <w:numPr>
+          <w:ilvl w:val="0"/>
+          <w:numId w:val="1001"/>
+        </w:numPr>
+      </w:pPr>
+      <w:r>
+        <w:t xml:space="preserve">Understanding biological or social mechanisms</w:t>
+      </w:r>
+    </w:p>
+    <w:p>
+      <w:pPr>
+        <w:pStyle w:val="FirstParagraph"/>
       </w:pPr>
       <w:r>
         <w:t xml:space="preserve">This chapter is based on</w:t>
@@ -390,11 +408,17 @@
       <w:r>
         <w:t xml:space="preserve">Suppose in Zeus’s family:</w:t>
       </w:r>
-      <w:r>
-        <w:t xml:space="preserve"> </w:t>
-      </w:r>
-      <w:r>
-        <w:t xml:space="preserve">- Among males:</w:t>
+    </w:p>
+    <w:p>
+      <w:pPr>
+        <w:pStyle w:val="Compact"/>
+        <w:numPr>
+          <w:ilvl w:val="0"/>
+          <w:numId w:val="1002"/>
+        </w:numPr>
+      </w:pPr>
+      <w:r>
+        <w:t xml:space="preserve">Among males:</w:t>
       </w:r>
       <w:r>
         <w:t xml:space="preserve"> </w:t>
@@ -509,11 +533,17 @@
       <w:r>
         <w:t xml:space="preserve">(benefit from transplant)</w:t>
       </w:r>
-      <w:r>
-        <w:t xml:space="preserve"> </w:t>
-      </w:r>
-      <w:r>
-        <w:t xml:space="preserve">- Among females:</w:t>
+    </w:p>
+    <w:p>
+      <w:pPr>
+        <w:pStyle w:val="Compact"/>
+        <w:numPr>
+          <w:ilvl w:val="0"/>
+          <w:numId w:val="1002"/>
+        </w:numPr>
+      </w:pPr>
+      <w:r>
+        <w:t xml:space="preserve">Among females:</w:t>
       </w:r>
       <w:r>
         <w:t xml:space="preserve"> </w:t>
@@ -631,17 +661,17 @@
     </w:p>
     <w:p>
       <w:pPr>
+        <w:pStyle w:val="FirstParagraph"/>
+      </w:pPr>
+      <w:r>
+        <w:t xml:space="preserve">The average effect across the whole family is zero, but there is strong effect modification by sex. The treatment has opposite effects in males and females.</w:t>
+      </w:r>
+    </w:p>
+    <w:p>
+      <w:pPr>
         <w:pStyle w:val="BodyText"/>
       </w:pPr>
       <w:r>
-        <w:t xml:space="preserve">The average effect across the whole family is zero, but there is strong effect modification by sex. The treatment has opposite effects in males and females.</w:t>
-      </w:r>
-    </w:p>
-    <w:p>
-      <w:pPr>
-        <w:pStyle w:val="BodyText"/>
-      </w:pPr>
-      <w:r>
         <w:rPr>
           <w:b/>
           <w:bCs/>
@@ -651,15 +681,15 @@
       <w:r>
         <w:t xml:space="preserve">:</w:t>
       </w:r>
-      <w:r>
-        <w:t xml:space="preserve"> </w:t>
-      </w:r>
-      <w:r>
-        <w:t xml:space="preserve">-</w:t>
-      </w:r>
-      <w:r>
-        <w:t xml:space="preserve"> </w:t>
-      </w:r>
+    </w:p>
+    <w:p>
+      <w:pPr>
+        <w:pStyle w:val="Compact"/>
+        <w:numPr>
+          <w:ilvl w:val="0"/>
+          <w:numId w:val="1003"/>
+        </w:numPr>
+      </w:pPr>
       <m:oMath>
         <m:r>
           <m:t>V</m:t>
@@ -697,11 +727,17 @@
         </w:rPr>
         <w:t xml:space="preserve">modifier</w:t>
       </w:r>
-      <w:r>
-        <w:t xml:space="preserve"> </w:t>
-      </w:r>
-      <w:r>
-        <w:t xml:space="preserve">- The causal effect</w:t>
+    </w:p>
+    <w:p>
+      <w:pPr>
+        <w:pStyle w:val="Compact"/>
+        <w:numPr>
+          <w:ilvl w:val="0"/>
+          <w:numId w:val="1003"/>
+        </w:numPr>
+      </w:pPr>
+      <w:r>
+        <w:t xml:space="preserve">The causal effect</w:t>
       </w:r>
       <w:r>
         <w:t xml:space="preserve"> </w:t>
@@ -743,11 +779,17 @@
           <m:t>V</m:t>
         </m:r>
       </m:oMath>
-      <w:r>
-        <w:t xml:space="preserve"> </w:t>
-      </w:r>
-      <w:r>
-        <w:t xml:space="preserve">- Effect modification is a</w:t>
+    </w:p>
+    <w:p>
+      <w:pPr>
+        <w:pStyle w:val="Compact"/>
+        <w:numPr>
+          <w:ilvl w:val="0"/>
+          <w:numId w:val="1003"/>
+        </w:numPr>
+      </w:pPr>
+      <w:r>
+        <w:t xml:space="preserve">Effect modification is a</w:t>
       </w:r>
       <w:r>
         <w:t xml:space="preserve"> </w:t>
@@ -765,7 +807,7 @@
     </w:p>
     <w:p>
       <w:pPr>
-        <w:pStyle w:val="BodyText"/>
+        <w:pStyle w:val="FirstParagraph"/>
       </w:pPr>
       <w:r>
         <w:rPr>
@@ -940,7 +982,7 @@
         <w:pStyle w:val="Compact"/>
         <w:numPr>
           <w:ilvl w:val="0"/>
-          <w:numId w:val="1001"/>
+          <w:numId w:val="1004"/>
         </w:numPr>
       </w:pPr>
       <w:r>
@@ -1056,7 +1098,7 @@
         <w:pStyle w:val="Compact"/>
         <w:numPr>
           <w:ilvl w:val="0"/>
-          <w:numId w:val="1001"/>
+          <w:numId w:val="1004"/>
         </w:numPr>
       </w:pPr>
       <w:r>
@@ -1185,11 +1227,17 @@
       <w:r>
         <w:t xml:space="preserve">Suppose:</w:t>
       </w:r>
-      <w:r>
-        <w:t xml:space="preserve"> </w:t>
-      </w:r>
-      <w:r>
-        <w:t xml:space="preserve">- When</w:t>
+    </w:p>
+    <w:p>
+      <w:pPr>
+        <w:pStyle w:val="Compact"/>
+        <w:numPr>
+          <w:ilvl w:val="0"/>
+          <w:numId w:val="1005"/>
+        </w:numPr>
+      </w:pPr>
+      <w:r>
+        <w:t xml:space="preserve">When</w:t>
       </w:r>
       <w:r>
         <w:t xml:space="preserve"> </w:t>
@@ -1310,11 +1358,17 @@
           <m:t>0.1</m:t>
         </m:r>
       </m:oMath>
-      <w:r>
-        <w:t xml:space="preserve"> </w:t>
-      </w:r>
-      <w:r>
-        <w:t xml:space="preserve">- When</w:t>
+    </w:p>
+    <w:p>
+      <w:pPr>
+        <w:pStyle w:val="Compact"/>
+        <w:numPr>
+          <w:ilvl w:val="0"/>
+          <w:numId w:val="1005"/>
+        </w:numPr>
+      </w:pPr>
+      <w:r>
+        <w:t xml:space="preserve">When</w:t>
       </w:r>
       <w:r>
         <w:t xml:space="preserve"> </w:t>
@@ -1438,7 +1492,7 @@
     </w:p>
     <w:p>
       <w:pPr>
-        <w:pStyle w:val="BodyText"/>
+        <w:pStyle w:val="FirstParagraph"/>
       </w:pPr>
       <w:r>
         <w:rPr>
@@ -1450,11 +1504,17 @@
       <w:r>
         <w:t xml:space="preserve">:</w:t>
       </w:r>
-      <w:r>
-        <w:t xml:space="preserve"> </w:t>
-      </w:r>
-      <w:r>
-        <w:t xml:space="preserve">- When</w:t>
+    </w:p>
+    <w:p>
+      <w:pPr>
+        <w:pStyle w:val="Compact"/>
+        <w:numPr>
+          <w:ilvl w:val="0"/>
+          <w:numId w:val="1006"/>
+        </w:numPr>
+      </w:pPr>
+      <w:r>
+        <w:t xml:space="preserve">When</w:t>
       </w:r>
       <w:r>
         <w:t xml:space="preserve"> </w:t>
@@ -1502,11 +1562,17 @@
           <m:t>0.1</m:t>
         </m:r>
       </m:oMath>
-      <w:r>
-        <w:t xml:space="preserve"> </w:t>
-      </w:r>
-      <w:r>
-        <w:t xml:space="preserve">- When</w:t>
+    </w:p>
+    <w:p>
+      <w:pPr>
+        <w:pStyle w:val="Compact"/>
+        <w:numPr>
+          <w:ilvl w:val="0"/>
+          <w:numId w:val="1006"/>
+        </w:numPr>
+      </w:pPr>
+      <w:r>
+        <w:t xml:space="preserve">When</w:t>
       </w:r>
       <w:r>
         <w:t xml:space="preserve"> </w:t>
@@ -1557,17 +1623,17 @@
     </w:p>
     <w:p>
       <w:pPr>
+        <w:pStyle w:val="FirstParagraph"/>
+      </w:pPr>
+      <w:r>
+        <w:t xml:space="preserve">There is effect modification on the risk difference scale (effect is 0.1 in one group, 0.2 in the other).</w:t>
+      </w:r>
+    </w:p>
+    <w:p>
+      <w:pPr>
         <w:pStyle w:val="BodyText"/>
       </w:pPr>
       <w:r>
-        <w:t xml:space="preserve">There is effect modification on the risk difference scale (effect is 0.1 in one group, 0.2 in the other).</w:t>
-      </w:r>
-    </w:p>
-    <w:p>
-      <w:pPr>
-        <w:pStyle w:val="BodyText"/>
-      </w:pPr>
-      <w:r>
         <w:rPr>
           <w:b/>
           <w:bCs/>
@@ -1577,11 +1643,17 @@
       <w:r>
         <w:t xml:space="preserve">:</w:t>
       </w:r>
-      <w:r>
-        <w:t xml:space="preserve"> </w:t>
-      </w:r>
-      <w:r>
-        <w:t xml:space="preserve">- When</w:t>
+    </w:p>
+    <w:p>
+      <w:pPr>
+        <w:pStyle w:val="Compact"/>
+        <w:numPr>
+          <w:ilvl w:val="0"/>
+          <w:numId w:val="1007"/>
+        </w:numPr>
+      </w:pPr>
+      <w:r>
+        <w:t xml:space="preserve">When</w:t>
       </w:r>
       <w:r>
         <w:t xml:space="preserve"> </w:t>
@@ -1629,11 +1701,17 @@
           <m:t>2.0</m:t>
         </m:r>
       </m:oMath>
-      <w:r>
-        <w:t xml:space="preserve"> </w:t>
-      </w:r>
-      <w:r>
-        <w:t xml:space="preserve">- When</w:t>
+    </w:p>
+    <w:p>
+      <w:pPr>
+        <w:pStyle w:val="Compact"/>
+        <w:numPr>
+          <w:ilvl w:val="0"/>
+          <w:numId w:val="1007"/>
+        </w:numPr>
+      </w:pPr>
+      <w:r>
+        <w:t xml:space="preserve">When</w:t>
       </w:r>
       <w:r>
         <w:t xml:space="preserve"> </w:t>
@@ -1684,18 +1762,18 @@
     </w:p>
     <w:p>
       <w:pPr>
+        <w:pStyle w:val="FirstParagraph"/>
+      </w:pPr>
+      <w:r>
+        <w:t xml:space="preserve">There is NO effect modification on the risk ratio scale (effect is 2.0 in both groups).</w:t>
+      </w:r>
+    </w:p>
+    <w:bookmarkEnd w:id="22"/>
+    <w:p>
+      <w:pPr>
         <w:pStyle w:val="BodyText"/>
       </w:pPr>
       <w:r>
-        <w:t xml:space="preserve">There is NO effect modification on the risk ratio scale (effect is 2.0 in both groups).</w:t>
-      </w:r>
-    </w:p>
-    <w:bookmarkEnd w:id="22"/>
-    <w:p>
-      <w:pPr>
-        <w:pStyle w:val="BodyText"/>
-      </w:pPr>
-      <w:r>
         <w:t xml:space="preserve">This example shows that effect modification is</w:t>
       </w:r>
       <w:r>
@@ -1711,22 +1789,34 @@
       <w:r>
         <w:t xml:space="preserve">. The same data can show:</w:t>
       </w:r>
-      <w:r>
-        <w:t xml:space="preserve"> </w:t>
-      </w:r>
-      <w:r>
-        <w:t xml:space="preserve">- Effect modification on one scale (risk difference)</w:t>
-      </w:r>
-      <w:r>
-        <w:t xml:space="preserve"> </w:t>
-      </w:r>
-      <w:r>
-        <w:t xml:space="preserve">- No effect modification on another scale (risk ratio)</w:t>
-      </w:r>
-    </w:p>
-    <w:p>
-      <w:pPr>
-        <w:pStyle w:val="BodyText"/>
+    </w:p>
+    <w:p>
+      <w:pPr>
+        <w:pStyle w:val="Compact"/>
+        <w:numPr>
+          <w:ilvl w:val="0"/>
+          <w:numId w:val="1008"/>
+        </w:numPr>
+      </w:pPr>
+      <w:r>
+        <w:t xml:space="preserve">Effect modification on one scale (risk difference)</w:t>
+      </w:r>
+    </w:p>
+    <w:p>
+      <w:pPr>
+        <w:pStyle w:val="Compact"/>
+        <w:numPr>
+          <w:ilvl w:val="0"/>
+          <w:numId w:val="1008"/>
+        </w:numPr>
+      </w:pPr>
+      <w:r>
+        <w:t xml:space="preserve">No effect modification on another scale (risk ratio)</w:t>
+      </w:r>
+    </w:p>
+    <w:p>
+      <w:pPr>
+        <w:pStyle w:val="FirstParagraph"/>
       </w:pPr>
       <w:r>
         <w:rPr>
@@ -1735,11 +1825,17 @@
         </w:rPr>
         <w:t xml:space="preserve">Which scale should we use?</w:t>
       </w:r>
-      <w:r>
-        <w:t xml:space="preserve"> </w:t>
-      </w:r>
-      <w:r>
-        <w:t xml:space="preserve">- From a</w:t>
+    </w:p>
+    <w:p>
+      <w:pPr>
+        <w:pStyle w:val="Compact"/>
+        <w:numPr>
+          <w:ilvl w:val="0"/>
+          <w:numId w:val="1009"/>
+        </w:numPr>
+      </w:pPr>
+      <w:r>
+        <w:t xml:space="preserve">From a</w:t>
       </w:r>
       <w:r>
         <w:t xml:space="preserve"> </w:t>
@@ -1757,11 +1853,17 @@
       <w:r>
         <w:t xml:space="preserve">perspective, one scale may be more natural</w:t>
       </w:r>
-      <w:r>
-        <w:t xml:space="preserve"> </w:t>
-      </w:r>
-      <w:r>
-        <w:t xml:space="preserve">- From a</w:t>
+    </w:p>
+    <w:p>
+      <w:pPr>
+        <w:pStyle w:val="Compact"/>
+        <w:numPr>
+          <w:ilvl w:val="0"/>
+          <w:numId w:val="1009"/>
+        </w:numPr>
+      </w:pPr>
+      <w:r>
+        <w:t xml:space="preserve">From a</w:t>
       </w:r>
       <w:r>
         <w:t xml:space="preserve"> </w:t>
@@ -1779,11 +1881,17 @@
       <w:r>
         <w:t xml:space="preserve">perspective, risk differences are often most relevant</w:t>
       </w:r>
-      <w:r>
-        <w:t xml:space="preserve"> </w:t>
-      </w:r>
-      <w:r>
-        <w:t xml:space="preserve">- There is no single</w:t>
+    </w:p>
+    <w:p>
+      <w:pPr>
+        <w:pStyle w:val="Compact"/>
+        <w:numPr>
+          <w:ilvl w:val="0"/>
+          <w:numId w:val="1009"/>
+        </w:numPr>
+      </w:pPr>
+      <w:r>
+        <w:t xml:space="preserve">There is no single</w:t>
       </w:r>
       <w:r>
         <w:t xml:space="preserve"> </w:t>
@@ -1800,7 +1908,7 @@
     </w:p>
     <w:p>
       <w:pPr>
-        <w:pStyle w:val="BodyText"/>
+        <w:pStyle w:val="FirstParagraph"/>
       </w:pPr>
       <w:r>
         <w:t xml:space="preserve">This highlights that effect modification is not simply a yes/no property, but depends on how we measure effects.</w:t>
@@ -1882,7 +1990,7 @@
         <w:pStyle w:val="Compact"/>
         <w:numPr>
           <w:ilvl w:val="0"/>
-          <w:numId w:val="1002"/>
+          <w:numId w:val="1010"/>
         </w:numPr>
       </w:pPr>
       <w:r>
@@ -1908,7 +2016,7 @@
         <w:pStyle w:val="Compact"/>
         <w:numPr>
           <w:ilvl w:val="0"/>
-          <w:numId w:val="1002"/>
+          <w:numId w:val="1010"/>
         </w:numPr>
       </w:pPr>
       <w:r>
@@ -1920,7 +2028,7 @@
         <w:pStyle w:val="Compact"/>
         <w:numPr>
           <w:ilvl w:val="0"/>
-          <w:numId w:val="1002"/>
+          <w:numId w:val="1010"/>
         </w:numPr>
       </w:pPr>
       <w:r>
@@ -1982,11 +2090,17 @@
       <w:r>
         <w:t xml:space="preserve">:</w:t>
       </w:r>
-      <w:r>
-        <w:t xml:space="preserve"> </w:t>
-      </w:r>
-      <w:r>
-        <w:t xml:space="preserve">- Risk in treated:</w:t>
+    </w:p>
+    <w:p>
+      <w:pPr>
+        <w:pStyle w:val="Compact"/>
+        <w:numPr>
+          <w:ilvl w:val="0"/>
+          <w:numId w:val="1011"/>
+        </w:numPr>
+      </w:pPr>
+      <w:r>
+        <w:t xml:space="preserve">Risk in treated:</w:t>
       </w:r>
       <w:r>
         <w:t xml:space="preserve"> </w:t>
@@ -2070,11 +2184,17 @@
           <m:t>0.40</m:t>
         </m:r>
       </m:oMath>
-      <w:r>
-        <w:t xml:space="preserve"> </w:t>
-      </w:r>
-      <w:r>
-        <w:t xml:space="preserve">- Risk in untreated:</w:t>
+    </w:p>
+    <w:p>
+      <w:pPr>
+        <w:pStyle w:val="Compact"/>
+        <w:numPr>
+          <w:ilvl w:val="0"/>
+          <w:numId w:val="1011"/>
+        </w:numPr>
+      </w:pPr>
+      <w:r>
+        <w:t xml:space="preserve">Risk in untreated:</w:t>
       </w:r>
       <w:r>
         <w:t xml:space="preserve"> </w:t>
@@ -2158,11 +2278,17 @@
           <m:t>0.70</m:t>
         </m:r>
       </m:oMath>
-      <w:r>
-        <w:t xml:space="preserve"> </w:t>
-      </w:r>
-      <w:r>
-        <w:t xml:space="preserve">- Risk difference:</w:t>
+    </w:p>
+    <w:p>
+      <w:pPr>
+        <w:pStyle w:val="Compact"/>
+        <w:numPr>
+          <w:ilvl w:val="0"/>
+          <w:numId w:val="1011"/>
+        </w:numPr>
+      </w:pPr>
+      <w:r>
+        <w:t xml:space="preserve">Risk difference:</w:t>
       </w:r>
       <w:r>
         <w:t xml:space="preserve"> </w:t>
@@ -2205,7 +2331,7 @@
     </w:p>
     <w:p>
       <w:pPr>
-        <w:pStyle w:val="BodyText"/>
+        <w:pStyle w:val="FirstParagraph"/>
       </w:pPr>
       <w:r>
         <w:rPr>
@@ -2217,11 +2343,17 @@
       <w:r>
         <w:t xml:space="preserve">:</w:t>
       </w:r>
-      <w:r>
-        <w:t xml:space="preserve"> </w:t>
-      </w:r>
-      <w:r>
-        <w:t xml:space="preserve">- Risk in treated:</w:t>
+    </w:p>
+    <w:p>
+      <w:pPr>
+        <w:pStyle w:val="Compact"/>
+        <w:numPr>
+          <w:ilvl w:val="0"/>
+          <w:numId w:val="1012"/>
+        </w:numPr>
+      </w:pPr>
+      <w:r>
+        <w:t xml:space="preserve">Risk in treated:</w:t>
       </w:r>
       <w:r>
         <w:t xml:space="preserve"> </w:t>
@@ -2305,11 +2437,17 @@
           <m:t>0.65</m:t>
         </m:r>
       </m:oMath>
-      <w:r>
-        <w:t xml:space="preserve"> </w:t>
-      </w:r>
-      <w:r>
-        <w:t xml:space="preserve">- Risk in untreated:</w:t>
+    </w:p>
+    <w:p>
+      <w:pPr>
+        <w:pStyle w:val="Compact"/>
+        <w:numPr>
+          <w:ilvl w:val="0"/>
+          <w:numId w:val="1012"/>
+        </w:numPr>
+      </w:pPr>
+      <w:r>
+        <w:t xml:space="preserve">Risk in untreated:</w:t>
       </w:r>
       <w:r>
         <w:t xml:space="preserve"> </w:t>
@@ -2393,11 +2531,17 @@
           <m:t>0.35</m:t>
         </m:r>
       </m:oMath>
-      <w:r>
-        <w:t xml:space="preserve"> </w:t>
-      </w:r>
-      <w:r>
-        <w:t xml:space="preserve">- Risk difference:</w:t>
+    </w:p>
+    <w:p>
+      <w:pPr>
+        <w:pStyle w:val="Compact"/>
+        <w:numPr>
+          <w:ilvl w:val="0"/>
+          <w:numId w:val="1012"/>
+        </w:numPr>
+      </w:pPr>
+      <w:r>
+        <w:t xml:space="preserve">Risk difference:</w:t>
       </w:r>
       <w:r>
         <w:t xml:space="preserve"> </w:t>
@@ -2440,7 +2584,7 @@
     </w:p>
     <w:p>
       <w:pPr>
-        <w:pStyle w:val="BodyText"/>
+        <w:pStyle w:val="FirstParagraph"/>
       </w:pPr>
       <w:r>
         <w:t xml:space="preserve">Since</w:t>
@@ -2498,7 +2642,7 @@
       <w:pPr>
         <w:numPr>
           <w:ilvl w:val="0"/>
-          <w:numId w:val="1003"/>
+          <w:numId w:val="1013"/>
         </w:numPr>
       </w:pPr>
       <w:r>
@@ -2530,7 +2674,7 @@
       <w:pPr>
         <w:numPr>
           <w:ilvl w:val="0"/>
-          <w:numId w:val="1003"/>
+          <w:numId w:val="1013"/>
         </w:numPr>
       </w:pPr>
       <w:r>
@@ -2563,7 +2707,7 @@
         <w:pStyle w:val="Compact"/>
         <w:numPr>
           <w:ilvl w:val="1"/>
-          <w:numId w:val="1004"/>
+          <w:numId w:val="1014"/>
         </w:numPr>
       </w:pPr>
       <w:r>
@@ -2575,7 +2719,7 @@
         <w:pStyle w:val="Compact"/>
         <w:numPr>
           <w:ilvl w:val="1"/>
-          <w:numId w:val="1004"/>
+          <w:numId w:val="1014"/>
         </w:numPr>
       </w:pPr>
       <w:r>
@@ -2594,7 +2738,7 @@
       <w:pPr>
         <w:numPr>
           <w:ilvl w:val="0"/>
-          <w:numId w:val="1003"/>
+          <w:numId w:val="1013"/>
         </w:numPr>
       </w:pPr>
       <w:r>
@@ -2613,7 +2757,7 @@
         <w:pStyle w:val="Compact"/>
         <w:numPr>
           <w:ilvl w:val="1"/>
-          <w:numId w:val="1005"/>
+          <w:numId w:val="1015"/>
         </w:numPr>
       </w:pPr>
       <w:r>
@@ -2625,7 +2769,7 @@
         <w:pStyle w:val="Compact"/>
         <w:numPr>
           <w:ilvl w:val="1"/>
-          <w:numId w:val="1005"/>
+          <w:numId w:val="1015"/>
         </w:numPr>
       </w:pPr>
       <w:r>
@@ -2637,7 +2781,7 @@
         <w:pStyle w:val="Compact"/>
         <w:numPr>
           <w:ilvl w:val="1"/>
-          <w:numId w:val="1005"/>
+          <w:numId w:val="1015"/>
         </w:numPr>
       </w:pPr>
       <w:r>
@@ -2658,7 +2802,7 @@
       <w:pPr>
         <w:numPr>
           <w:ilvl w:val="0"/>
-          <w:numId w:val="1003"/>
+          <w:numId w:val="1013"/>
         </w:numPr>
       </w:pPr>
       <w:r>
@@ -2725,29 +2869,47 @@
       <w:r>
         <w:t xml:space="preserve">When effect modification exists, we can:</w:t>
       </w:r>
-      <w:r>
-        <w:t xml:space="preserve"> </w:t>
-      </w:r>
-      <w:r>
-        <w:t xml:space="preserve">- Target treatment to subgroups that benefit most</w:t>
-      </w:r>
-      <w:r>
-        <w:t xml:space="preserve"> </w:t>
-      </w:r>
-      <w:r>
-        <w:t xml:space="preserve">- Avoid treating subgroups that experience harm</w:t>
-      </w:r>
-      <w:r>
-        <w:t xml:space="preserve"> </w:t>
-      </w:r>
-      <w:r>
-        <w:t xml:space="preserve">- Allocate limited resources more efficiently</w:t>
+    </w:p>
+    <w:p>
+      <w:pPr>
+        <w:pStyle w:val="Compact"/>
+        <w:numPr>
+          <w:ilvl w:val="0"/>
+          <w:numId w:val="1016"/>
+        </w:numPr>
+      </w:pPr>
+      <w:r>
+        <w:t xml:space="preserve">Target treatment to subgroups that benefit most</w:t>
+      </w:r>
+    </w:p>
+    <w:p>
+      <w:pPr>
+        <w:pStyle w:val="Compact"/>
+        <w:numPr>
+          <w:ilvl w:val="0"/>
+          <w:numId w:val="1016"/>
+        </w:numPr>
+      </w:pPr>
+      <w:r>
+        <w:t xml:space="preserve">Avoid treating subgroups that experience harm</w:t>
+      </w:r>
+    </w:p>
+    <w:p>
+      <w:pPr>
+        <w:pStyle w:val="Compact"/>
+        <w:numPr>
+          <w:ilvl w:val="0"/>
+          <w:numId w:val="1016"/>
+        </w:numPr>
+      </w:pPr>
+      <w:r>
+        <w:t xml:space="preserve">Allocate limited resources more efficiently</w:t>
       </w:r>
     </w:p>
     <w:bookmarkStart w:id="29" w:name="exm-precision-medicine"/>
     <w:p>
       <w:pPr>
-        <w:pStyle w:val="BodyText"/>
+        <w:pStyle w:val="FirstParagraph"/>
       </w:pPr>
       <w:r>
         <w:rPr>
@@ -2762,22 +2924,34 @@
       <w:r>
         <w:t xml:space="preserve">If genetic testing reveals that a drug benefits patients with genotype AA but harms patients with genotype BB, we should:</w:t>
       </w:r>
-      <w:r>
-        <w:t xml:space="preserve"> </w:t>
-      </w:r>
-      <w:r>
-        <w:t xml:space="preserve">- Prescribe the drug only to AA patients</w:t>
-      </w:r>
-      <w:r>
-        <w:t xml:space="preserve"> </w:t>
-      </w:r>
-      <w:r>
-        <w:t xml:space="preserve">- Use alternative treatments for BB patients</w:t>
-      </w:r>
-    </w:p>
-    <w:p>
-      <w:pPr>
-        <w:pStyle w:val="BodyText"/>
+    </w:p>
+    <w:p>
+      <w:pPr>
+        <w:pStyle w:val="Compact"/>
+        <w:numPr>
+          <w:ilvl w:val="0"/>
+          <w:numId w:val="1017"/>
+        </w:numPr>
+      </w:pPr>
+      <w:r>
+        <w:t xml:space="preserve">Prescribe the drug only to AA patients</w:t>
+      </w:r>
+    </w:p>
+    <w:p>
+      <w:pPr>
+        <w:pStyle w:val="Compact"/>
+        <w:numPr>
+          <w:ilvl w:val="0"/>
+          <w:numId w:val="1017"/>
+        </w:numPr>
+      </w:pPr>
+      <w:r>
+        <w:t xml:space="preserve">Use alternative treatments for BB patients</w:t>
+      </w:r>
+    </w:p>
+    <w:p>
+      <w:pPr>
+        <w:pStyle w:val="FirstParagraph"/>
       </w:pPr>
       <w:r>
         <w:t xml:space="preserve">This is the foundation of</w:t>
@@ -2830,28 +3004,46 @@
       <w:r>
         <w:t xml:space="preserve">Effect modification can provide clues about biological or social mechanisms:</w:t>
       </w:r>
-      <w:r>
-        <w:t xml:space="preserve"> </w:t>
-      </w:r>
-      <w:r>
-        <w:t xml:space="preserve">- If an effect is modified by sex, hormones may play a role</w:t>
-      </w:r>
-      <w:r>
-        <w:t xml:space="preserve"> </w:t>
-      </w:r>
-      <w:r>
-        <w:t xml:space="preserve">- If an effect is modified by age, developmental processes may be involved</w:t>
-      </w:r>
-      <w:r>
-        <w:t xml:space="preserve"> </w:t>
-      </w:r>
-      <w:r>
-        <w:t xml:space="preserve">- If an effect is modified by socioeconomic status, access or adherence may matter</w:t>
-      </w:r>
-    </w:p>
-    <w:p>
-      <w:pPr>
-        <w:pStyle w:val="BodyText"/>
+    </w:p>
+    <w:p>
+      <w:pPr>
+        <w:pStyle w:val="Compact"/>
+        <w:numPr>
+          <w:ilvl w:val="0"/>
+          <w:numId w:val="1018"/>
+        </w:numPr>
+      </w:pPr>
+      <w:r>
+        <w:t xml:space="preserve">If an effect is modified by sex, hormones may play a role</w:t>
+      </w:r>
+    </w:p>
+    <w:p>
+      <w:pPr>
+        <w:pStyle w:val="Compact"/>
+        <w:numPr>
+          <w:ilvl w:val="0"/>
+          <w:numId w:val="1018"/>
+        </w:numPr>
+      </w:pPr>
+      <w:r>
+        <w:t xml:space="preserve">If an effect is modified by age, developmental processes may be involved</w:t>
+      </w:r>
+    </w:p>
+    <w:p>
+      <w:pPr>
+        <w:pStyle w:val="Compact"/>
+        <w:numPr>
+          <w:ilvl w:val="0"/>
+          <w:numId w:val="1018"/>
+        </w:numPr>
+      </w:pPr>
+      <w:r>
+        <w:t xml:space="preserve">If an effect is modified by socioeconomic status, access or adherence may matter</w:t>
+      </w:r>
+    </w:p>
+    <w:p>
+      <w:pPr>
+        <w:pStyle w:val="FirstParagraph"/>
       </w:pPr>
       <w:r>
         <w:rPr>
@@ -2998,23 +3190,41 @@
       <w:r>
         <w:t xml:space="preserve">To understand mechanisms, we need:</w:t>
       </w:r>
-      <w:r>
-        <w:t xml:space="preserve"> </w:t>
-      </w:r>
-      <w:r>
-        <w:t xml:space="preserve">- Subject-matter knowledge</w:t>
-      </w:r>
-      <w:r>
-        <w:t xml:space="preserve"> </w:t>
-      </w:r>
-      <w:r>
-        <w:t xml:space="preserve">- Careful measurement of mechanistic variables</w:t>
-      </w:r>
-      <w:r>
-        <w:t xml:space="preserve"> </w:t>
-      </w:r>
-      <w:r>
-        <w:t xml:space="preserve">- Additional assumptions (sometimes formalized using mediation analysis, covered in later chapters)</w:t>
+    </w:p>
+    <w:p>
+      <w:pPr>
+        <w:pStyle w:val="Compact"/>
+        <w:numPr>
+          <w:ilvl w:val="0"/>
+          <w:numId w:val="1019"/>
+        </w:numPr>
+      </w:pPr>
+      <w:r>
+        <w:t xml:space="preserve">Subject-matter knowledge</w:t>
+      </w:r>
+    </w:p>
+    <w:p>
+      <w:pPr>
+        <w:pStyle w:val="Compact"/>
+        <w:numPr>
+          <w:ilvl w:val="0"/>
+          <w:numId w:val="1019"/>
+        </w:numPr>
+      </w:pPr>
+      <w:r>
+        <w:t xml:space="preserve">Careful measurement of mechanistic variables</w:t>
+      </w:r>
+    </w:p>
+    <w:p>
+      <w:pPr>
+        <w:pStyle w:val="Compact"/>
+        <w:numPr>
+          <w:ilvl w:val="0"/>
+          <w:numId w:val="1019"/>
+        </w:numPr>
+      </w:pPr>
+      <w:r>
+        <w:t xml:space="preserve">Additional assumptions (sometimes formalized using mediation analysis, covered in later chapters)</w:t>
       </w:r>
     </w:p>
     <w:bookmarkEnd w:id="31"/>
@@ -3041,7 +3251,7 @@
         <w:pStyle w:val="Compact"/>
         <w:numPr>
           <w:ilvl w:val="0"/>
-          <w:numId w:val="1006"/>
+          <w:numId w:val="1020"/>
         </w:numPr>
       </w:pPr>
       <w:r>
@@ -3071,7 +3281,7 @@
         <w:pStyle w:val="Compact"/>
         <w:numPr>
           <w:ilvl w:val="0"/>
-          <w:numId w:val="1006"/>
+          <w:numId w:val="1020"/>
         </w:numPr>
       </w:pPr>
       <w:r>
@@ -3131,7 +3341,7 @@
         <w:pStyle w:val="Compact"/>
         <w:numPr>
           <w:ilvl w:val="0"/>
-          <w:numId w:val="1007"/>
+          <w:numId w:val="1021"/>
         </w:numPr>
       </w:pPr>
       <w:r>
@@ -3159,7 +3369,7 @@
         <w:pStyle w:val="Compact"/>
         <w:numPr>
           <w:ilvl w:val="0"/>
-          <w:numId w:val="1007"/>
+          <w:numId w:val="1021"/>
         </w:numPr>
       </w:pPr>
       <w:r>
@@ -3189,29 +3399,56 @@
       <w:r>
         <w:t xml:space="preserve">A variable can be:</w:t>
       </w:r>
-      <w:r>
-        <w:t xml:space="preserve"> </w:t>
-      </w:r>
-      <w:r>
-        <w:t xml:space="preserve">- A confounder only</w:t>
-      </w:r>
-      <w:r>
-        <w:t xml:space="preserve"> </w:t>
-      </w:r>
-      <w:r>
-        <w:t xml:space="preserve">- An effect modifier only</w:t>
+    </w:p>
+    <w:p>
+      <w:pPr>
+        <w:pStyle w:val="Compact"/>
+        <w:numPr>
+          <w:ilvl w:val="0"/>
+          <w:numId w:val="1022"/>
+        </w:numPr>
+      </w:pPr>
+      <w:r>
+        <w:t xml:space="preserve">A confounder only</w:t>
+      </w:r>
+    </w:p>
+    <w:p>
+      <w:pPr>
+        <w:pStyle w:val="Compact"/>
+        <w:numPr>
+          <w:ilvl w:val="0"/>
+          <w:numId w:val="1022"/>
+        </w:numPr>
+      </w:pPr>
+      <w:r>
+        <w:t xml:space="preserve">An effect modifier only</w:t>
       </w:r>
       <w:r>
         <w:br/>
       </w:r>
-      <w:r>
-        <w:t xml:space="preserve">- Both a confounder and effect modifier</w:t>
-      </w:r>
-      <w:r>
-        <w:t xml:space="preserve"> </w:t>
-      </w:r>
-      <w:r>
-        <w:t xml:space="preserve">- Neither</w:t>
+    </w:p>
+    <w:p>
+      <w:pPr>
+        <w:pStyle w:val="Compact"/>
+        <w:numPr>
+          <w:ilvl w:val="0"/>
+          <w:numId w:val="1022"/>
+        </w:numPr>
+      </w:pPr>
+      <w:r>
+        <w:t xml:space="preserve">Both a confounder and effect modifier</w:t>
+      </w:r>
+    </w:p>
+    <w:p>
+      <w:pPr>
+        <w:pStyle w:val="Compact"/>
+        <w:numPr>
+          <w:ilvl w:val="0"/>
+          <w:numId w:val="1022"/>
+        </w:numPr>
+      </w:pPr>
+      <w:r>
+        <w:t xml:space="preserve">Neither</w:t>
       </w:r>
     </w:p>
     <w:bookmarkEnd w:id="33"/>
@@ -3238,22 +3475,34 @@
       <w:r>
         <w:t xml:space="preserve">: Age affects both treatment and outcome, but the treatment effect is the same at all ages.</w:t>
       </w:r>
-      <w:r>
-        <w:t xml:space="preserve"> </w:t>
-      </w:r>
-      <w:r>
-        <w:t xml:space="preserve">- We must adjust for age to get an unbiased marginal effect</w:t>
-      </w:r>
-      <w:r>
-        <w:t xml:space="preserve"> </w:t>
-      </w:r>
-      <w:r>
-        <w:t xml:space="preserve">- But we don’t need to report age-specific effects (they’re all the same)</w:t>
-      </w:r>
-    </w:p>
-    <w:p>
-      <w:pPr>
-        <w:pStyle w:val="BodyText"/>
+    </w:p>
+    <w:p>
+      <w:pPr>
+        <w:pStyle w:val="Compact"/>
+        <w:numPr>
+          <w:ilvl w:val="0"/>
+          <w:numId w:val="1023"/>
+        </w:numPr>
+      </w:pPr>
+      <w:r>
+        <w:t xml:space="preserve">We must adjust for age to get an unbiased marginal effect</w:t>
+      </w:r>
+    </w:p>
+    <w:p>
+      <w:pPr>
+        <w:pStyle w:val="Compact"/>
+        <w:numPr>
+          <w:ilvl w:val="0"/>
+          <w:numId w:val="1023"/>
+        </w:numPr>
+      </w:pPr>
+      <w:r>
+        <w:t xml:space="preserve">But we don’t need to report age-specific effects (they’re all the same)</w:t>
+      </w:r>
+    </w:p>
+    <w:p>
+      <w:pPr>
+        <w:pStyle w:val="FirstParagraph"/>
       </w:pPr>
       <w:r>
         <w:rPr>
@@ -3265,22 +3514,34 @@
       <w:r>
         <w:t xml:space="preserve">: In a randomized trial, sex does not confound (randomization handles that), but the treatment effect differs by sex.</w:t>
       </w:r>
-      <w:r>
-        <w:t xml:space="preserve"> </w:t>
-      </w:r>
-      <w:r>
-        <w:t xml:space="preserve">- No need to adjust for confounding</w:t>
-      </w:r>
-      <w:r>
-        <w:t xml:space="preserve"> </w:t>
-      </w:r>
-      <w:r>
-        <w:t xml:space="preserve">- But we should report sex-specific effects</w:t>
-      </w:r>
-    </w:p>
-    <w:p>
-      <w:pPr>
-        <w:pStyle w:val="BodyText"/>
+    </w:p>
+    <w:p>
+      <w:pPr>
+        <w:pStyle w:val="Compact"/>
+        <w:numPr>
+          <w:ilvl w:val="0"/>
+          <w:numId w:val="1024"/>
+        </w:numPr>
+      </w:pPr>
+      <w:r>
+        <w:t xml:space="preserve">No need to adjust for confounding</w:t>
+      </w:r>
+    </w:p>
+    <w:p>
+      <w:pPr>
+        <w:pStyle w:val="Compact"/>
+        <w:numPr>
+          <w:ilvl w:val="0"/>
+          <w:numId w:val="1024"/>
+        </w:numPr>
+      </w:pPr>
+      <w:r>
+        <w:t xml:space="preserve">But we should report sex-specific effects</w:t>
+      </w:r>
+    </w:p>
+    <w:p>
+      <w:pPr>
+        <w:pStyle w:val="FirstParagraph"/>
       </w:pPr>
       <w:r>
         <w:rPr>
@@ -3292,22 +3553,34 @@
       <w:r>
         <w:t xml:space="preserve">: In an observational study of surgery, age affects who gets surgery (confounding) and how well surgery works (effect modification).</w:t>
       </w:r>
-      <w:r>
-        <w:t xml:space="preserve"> </w:t>
-      </w:r>
-      <w:r>
-        <w:t xml:space="preserve">- We must adjust for age</w:t>
-      </w:r>
-      <w:r>
-        <w:t xml:space="preserve"> </w:t>
-      </w:r>
-      <w:r>
-        <w:t xml:space="preserve">- We should report age-specific effects</w:t>
-      </w:r>
-    </w:p>
-    <w:p>
-      <w:pPr>
-        <w:pStyle w:val="BodyText"/>
+    </w:p>
+    <w:p>
+      <w:pPr>
+        <w:pStyle w:val="Compact"/>
+        <w:numPr>
+          <w:ilvl w:val="0"/>
+          <w:numId w:val="1025"/>
+        </w:numPr>
+      </w:pPr>
+      <w:r>
+        <w:t xml:space="preserve">We must adjust for age</w:t>
+      </w:r>
+    </w:p>
+    <w:p>
+      <w:pPr>
+        <w:pStyle w:val="Compact"/>
+        <w:numPr>
+          <w:ilvl w:val="0"/>
+          <w:numId w:val="1025"/>
+        </w:numPr>
+      </w:pPr>
+      <w:r>
+        <w:t xml:space="preserve">We should report age-specific effects</w:t>
+      </w:r>
+    </w:p>
+    <w:p>
+      <w:pPr>
+        <w:pStyle w:val="FirstParagraph"/>
       </w:pPr>
       <w:r>
         <w:rPr>
@@ -3319,15 +3592,15 @@
       <w:r>
         <w:t xml:space="preserve">:</w:t>
       </w:r>
-      <w:r>
-        <w:t xml:space="preserve"> </w:t>
-      </w:r>
-      <w:r>
-        <w:t xml:space="preserve">-</w:t>
-      </w:r>
-      <w:r>
-        <w:t xml:space="preserve"> </w:t>
-      </w:r>
+    </w:p>
+    <w:p>
+      <w:pPr>
+        <w:pStyle w:val="Compact"/>
+        <w:numPr>
+          <w:ilvl w:val="0"/>
+          <w:numId w:val="1026"/>
+        </w:numPr>
+      </w:pPr>
       <w:r>
         <w:rPr>
           <w:b/>
@@ -3341,15 +3614,15 @@
       <w:r>
         <w:t xml:space="preserve">to be removed through adjustment</w:t>
       </w:r>
-      <w:r>
-        <w:t xml:space="preserve"> </w:t>
-      </w:r>
-      <w:r>
-        <w:t xml:space="preserve">-</w:t>
-      </w:r>
-      <w:r>
-        <w:t xml:space="preserve"> </w:t>
-      </w:r>
+    </w:p>
+    <w:p>
+      <w:pPr>
+        <w:pStyle w:val="Compact"/>
+        <w:numPr>
+          <w:ilvl w:val="0"/>
+          <w:numId w:val="1026"/>
+        </w:numPr>
+      </w:pPr>
       <w:r>
         <w:rPr>
           <w:b/>
@@ -3366,7 +3639,7 @@
     </w:p>
     <w:p>
       <w:pPr>
-        <w:pStyle w:val="BodyText"/>
+        <w:pStyle w:val="FirstParagraph"/>
       </w:pPr>
       <w:r>
         <w:t xml:space="preserve">When a variable is both a confounder and an effect modifier:</w:t>
@@ -3477,7 +3750,7 @@
         <w:pStyle w:val="Compact"/>
         <w:numPr>
           <w:ilvl w:val="0"/>
-          <w:numId w:val="1008"/>
+          <w:numId w:val="1027"/>
         </w:numPr>
       </w:pPr>
       <w:r>
@@ -3504,7 +3777,7 @@
         <w:pStyle w:val="Compact"/>
         <w:numPr>
           <w:ilvl w:val="0"/>
-          <w:numId w:val="1008"/>
+          <w:numId w:val="1027"/>
         </w:numPr>
       </w:pPr>
       <w:r>
@@ -3537,7 +3810,7 @@
         <w:pStyle w:val="Compact"/>
         <w:numPr>
           <w:ilvl w:val="0"/>
-          <w:numId w:val="1008"/>
+          <w:numId w:val="1027"/>
         </w:numPr>
       </w:pPr>
       <w:r>
@@ -3628,11 +3901,17 @@
       <w:r>
         <w:t xml:space="preserve">Like stratification, matching can identify effect modification:</w:t>
       </w:r>
-      <w:r>
-        <w:t xml:space="preserve"> </w:t>
-      </w:r>
-      <w:r>
-        <w:t xml:space="preserve">- Match separately within subgroups defined by</w:t>
+    </w:p>
+    <w:p>
+      <w:pPr>
+        <w:pStyle w:val="Compact"/>
+        <w:numPr>
+          <w:ilvl w:val="0"/>
+          <w:numId w:val="1028"/>
+        </w:numPr>
+      </w:pPr>
+      <w:r>
+        <w:t xml:space="preserve">Match separately within subgroups defined by</w:t>
       </w:r>
       <w:r>
         <w:t xml:space="preserve"> </w:t>
@@ -3642,17 +3921,44 @@
           <m:t>V</m:t>
         </m:r>
       </m:oMath>
-      <w:r>
-        <w:t xml:space="preserve"> </w:t>
-      </w:r>
-      <w:r>
-        <w:t xml:space="preserve">- Estimate effects within each subgroup</w:t>
-      </w:r>
-      <w:r>
-        <w:t xml:space="preserve"> </w:t>
-      </w:r>
-      <w:r>
-        <w:t xml:space="preserve">- Compare effects across subgroups</w:t>
+    </w:p>
+    <w:p>
+      <w:pPr>
+        <w:pStyle w:val="Compact"/>
+        <w:numPr>
+          <w:ilvl w:val="0"/>
+          <w:numId w:val="1028"/>
+        </w:numPr>
+      </w:pPr>
+      <w:r>
+        <w:t xml:space="preserve">Estimate effects within each subgroup</w:t>
+      </w:r>
+    </w:p>
+    <w:p>
+      <w:pPr>
+        <w:pStyle w:val="Compact"/>
+        <w:numPr>
+          <w:ilvl w:val="0"/>
+          <w:numId w:val="1028"/>
+        </w:numPr>
+      </w:pPr>
+      <w:r>
+        <w:t xml:space="preserve">Compare effects across subgroups</w:t>
+      </w:r>
+    </w:p>
+    <w:p>
+      <w:pPr>
+        <w:pStyle w:val="FirstParagraph"/>
+      </w:pPr>
+      <w:r>
+        <w:rPr>
+          <w:b/>
+          <w:bCs/>
+        </w:rPr>
+        <w:t xml:space="preserve">Matching vs. Stratification</w:t>
+      </w:r>
+      <w:r>
+        <w:t xml:space="preserve">:</w:t>
       </w:r>
     </w:p>
     <w:p>
@@ -3664,7 +3970,7 @@
           <w:b/>
           <w:bCs/>
         </w:rPr>
-        <w:t xml:space="preserve">Matching vs. Stratification</w:t>
+        <w:t xml:space="preserve">Similarities</w:t>
       </w:r>
       <w:r>
         <w:t xml:space="preserve">:</w:t>
@@ -3672,60 +3978,63 @@
     </w:p>
     <w:p>
       <w:pPr>
-        <w:pStyle w:val="BodyText"/>
-      </w:pPr>
-      <w:r>
-        <w:rPr>
-          <w:b/>
-          <w:bCs/>
-        </w:rPr>
-        <w:t xml:space="preserve">Similarities</w:t>
+        <w:pStyle w:val="Compact"/>
+        <w:numPr>
+          <w:ilvl w:val="0"/>
+          <w:numId w:val="1029"/>
+        </w:numPr>
+      </w:pPr>
+      <w:r>
+        <w:t xml:space="preserve">Both create comparable treatment and control groups</w:t>
+      </w:r>
+    </w:p>
+    <w:p>
+      <w:pPr>
+        <w:pStyle w:val="Compact"/>
+        <w:numPr>
+          <w:ilvl w:val="0"/>
+          <w:numId w:val="1029"/>
+        </w:numPr>
+      </w:pPr>
+      <w:r>
+        <w:t xml:space="preserve">Both can identify effect modification</w:t>
+      </w:r>
+    </w:p>
+    <w:p>
+      <w:pPr>
+        <w:pStyle w:val="Compact"/>
+        <w:numPr>
+          <w:ilvl w:val="0"/>
+          <w:numId w:val="1029"/>
+        </w:numPr>
+      </w:pPr>
+      <w:r>
+        <w:t xml:space="preserve">Both can eliminate confounding</w:t>
+      </w:r>
+    </w:p>
+    <w:p>
+      <w:pPr>
+        <w:pStyle w:val="FirstParagraph"/>
+      </w:pPr>
+      <w:r>
+        <w:rPr>
+          <w:b/>
+          <w:bCs/>
+        </w:rPr>
+        <w:t xml:space="preserve">Differences</w:t>
       </w:r>
       <w:r>
         <w:t xml:space="preserve">:</w:t>
       </w:r>
-      <w:r>
-        <w:t xml:space="preserve"> </w:t>
-      </w:r>
-      <w:r>
-        <w:t xml:space="preserve">- Both create comparable treatment and control groups</w:t>
-      </w:r>
-      <w:r>
-        <w:t xml:space="preserve"> </w:t>
-      </w:r>
-      <w:r>
-        <w:t xml:space="preserve">- Both can identify effect modification</w:t>
-      </w:r>
-      <w:r>
-        <w:t xml:space="preserve"> </w:t>
-      </w:r>
-      <w:r>
-        <w:t xml:space="preserve">- Both can eliminate confounding</w:t>
-      </w:r>
-    </w:p>
-    <w:p>
-      <w:pPr>
-        <w:pStyle w:val="BodyText"/>
-      </w:pPr>
-      <w:r>
-        <w:rPr>
-          <w:b/>
-          <w:bCs/>
-        </w:rPr>
-        <w:t xml:space="preserve">Differences</w:t>
-      </w:r>
-      <w:r>
-        <w:t xml:space="preserve">:</w:t>
-      </w:r>
-      <w:r>
-        <w:t xml:space="preserve"> </w:t>
-      </w:r>
-      <w:r>
-        <w:t xml:space="preserve">-</w:t>
-      </w:r>
-      <w:r>
-        <w:t xml:space="preserve"> </w:t>
-      </w:r>
+    </w:p>
+    <w:p>
+      <w:pPr>
+        <w:pStyle w:val="Compact"/>
+        <w:numPr>
+          <w:ilvl w:val="0"/>
+          <w:numId w:val="1030"/>
+        </w:numPr>
+      </w:pPr>
       <w:r>
         <w:rPr>
           <w:b/>
@@ -3739,15 +4048,15 @@
       <w:r>
         <w:t xml:space="preserve">uses all data, dividing into non-overlapping strata</w:t>
       </w:r>
-      <w:r>
-        <w:t xml:space="preserve"> </w:t>
-      </w:r>
-      <w:r>
-        <w:t xml:space="preserve">-</w:t>
-      </w:r>
-      <w:r>
-        <w:t xml:space="preserve"> </w:t>
-      </w:r>
+    </w:p>
+    <w:p>
+      <w:pPr>
+        <w:pStyle w:val="Compact"/>
+        <w:numPr>
+          <w:ilvl w:val="0"/>
+          <w:numId w:val="1030"/>
+        </w:numPr>
+      </w:pPr>
       <w:r>
         <w:rPr>
           <w:b/>
@@ -3761,15 +4070,15 @@
       <w:r>
         <w:t xml:space="preserve">may discard data (unmatched individuals), creating matched pairs/sets</w:t>
       </w:r>
-      <w:r>
-        <w:t xml:space="preserve"> </w:t>
-      </w:r>
-      <w:r>
-        <w:t xml:space="preserve">-</w:t>
-      </w:r>
-      <w:r>
-        <w:t xml:space="preserve"> </w:t>
-      </w:r>
+    </w:p>
+    <w:p>
+      <w:pPr>
+        <w:pStyle w:val="Compact"/>
+        <w:numPr>
+          <w:ilvl w:val="0"/>
+          <w:numId w:val="1030"/>
+        </w:numPr>
+      </w:pPr>
       <w:r>
         <w:rPr>
           <w:b/>
@@ -3783,15 +4092,15 @@
       <w:r>
         <w:t xml:space="preserve">can be more efficient when controls far outnumber treated individuals</w:t>
       </w:r>
-      <w:r>
-        <w:t xml:space="preserve"> </w:t>
-      </w:r>
-      <w:r>
-        <w:t xml:space="preserve">-</w:t>
-      </w:r>
-      <w:r>
-        <w:t xml:space="preserve"> </w:t>
-      </w:r>
+    </w:p>
+    <w:p>
+      <w:pPr>
+        <w:pStyle w:val="Compact"/>
+        <w:numPr>
+          <w:ilvl w:val="0"/>
+          <w:numId w:val="1030"/>
+        </w:numPr>
+      </w:pPr>
       <w:r>
         <w:rPr>
           <w:b/>
@@ -3808,7 +4117,7 @@
     </w:p>
     <w:p>
       <w:pPr>
-        <w:pStyle w:val="BodyText"/>
+        <w:pStyle w:val="FirstParagraph"/>
       </w:pPr>
       <w:r>
         <w:rPr>
@@ -3820,28 +4129,46 @@
       <w:r>
         <w:t xml:space="preserve">: Matching has largely been superseded by more flexible methods like:</w:t>
       </w:r>
-      <w:r>
-        <w:t xml:space="preserve"> </w:t>
-      </w:r>
-      <w:r>
-        <w:t xml:space="preserve">- Regression adjustment</w:t>
-      </w:r>
-      <w:r>
-        <w:t xml:space="preserve"> </w:t>
-      </w:r>
-      <w:r>
-        <w:t xml:space="preserve">- Inverse probability weighting (Chapter 12)</w:t>
-      </w:r>
-      <w:r>
-        <w:t xml:space="preserve"> </w:t>
-      </w:r>
-      <w:r>
-        <w:t xml:space="preserve">- Propensity score methods (Chapter 15)</w:t>
-      </w:r>
-    </w:p>
-    <w:p>
-      <w:pPr>
-        <w:pStyle w:val="BodyText"/>
+    </w:p>
+    <w:p>
+      <w:pPr>
+        <w:pStyle w:val="Compact"/>
+        <w:numPr>
+          <w:ilvl w:val="0"/>
+          <w:numId w:val="1031"/>
+        </w:numPr>
+      </w:pPr>
+      <w:r>
+        <w:t xml:space="preserve">Regression adjustment</w:t>
+      </w:r>
+    </w:p>
+    <w:p>
+      <w:pPr>
+        <w:pStyle w:val="Compact"/>
+        <w:numPr>
+          <w:ilvl w:val="0"/>
+          <w:numId w:val="1031"/>
+        </w:numPr>
+      </w:pPr>
+      <w:r>
+        <w:t xml:space="preserve">Inverse probability weighting (Chapter 12)</w:t>
+      </w:r>
+    </w:p>
+    <w:p>
+      <w:pPr>
+        <w:pStyle w:val="Compact"/>
+        <w:numPr>
+          <w:ilvl w:val="0"/>
+          <w:numId w:val="1031"/>
+        </w:numPr>
+      </w:pPr>
+      <w:r>
+        <w:t xml:space="preserve">Propensity score methods (Chapter 15)</w:t>
+      </w:r>
+    </w:p>
+    <w:p>
+      <w:pPr>
+        <w:pStyle w:val="FirstParagraph"/>
       </w:pPr>
       <w:r>
         <w:t xml:space="preserve">However, matching is still useful pedagogically and in certain applications (e.g., case-control studies in epidemiology).</w:t>
@@ -3959,15 +4286,15 @@
       <w:r>
         <w:t xml:space="preserve">. This can be done via:</w:t>
       </w:r>
-      <w:r>
-        <w:t xml:space="preserve"> </w:t>
-      </w:r>
-      <w:r>
-        <w:t xml:space="preserve">-</w:t>
-      </w:r>
-      <w:r>
-        <w:t xml:space="preserve"> </w:t>
-      </w:r>
+    </w:p>
+    <w:p>
+      <w:pPr>
+        <w:pStyle w:val="Compact"/>
+        <w:numPr>
+          <w:ilvl w:val="0"/>
+          <w:numId w:val="1032"/>
+        </w:numPr>
+      </w:pPr>
       <w:r>
         <w:rPr>
           <w:b/>
@@ -4016,15 +4343,15 @@
       <w:r>
         <w:t xml:space="preserve">: Creates many narrow strata</w:t>
       </w:r>
-      <w:r>
-        <w:t xml:space="preserve"> </w:t>
-      </w:r>
-      <w:r>
-        <w:t xml:space="preserve">-</w:t>
-      </w:r>
-      <w:r>
-        <w:t xml:space="preserve"> </w:t>
-      </w:r>
+    </w:p>
+    <w:p>
+      <w:pPr>
+        <w:pStyle w:val="Compact"/>
+        <w:numPr>
+          <w:ilvl w:val="0"/>
+          <w:numId w:val="1032"/>
+        </w:numPr>
+      </w:pPr>
       <w:r>
         <w:rPr>
           <w:b/>
@@ -4043,15 +4370,15 @@
           <m:t>V</m:t>
         </m:r>
       </m:oMath>
-      <w:r>
-        <w:t xml:space="preserve"> </w:t>
-      </w:r>
-      <w:r>
-        <w:t xml:space="preserve">-</w:t>
-      </w:r>
-      <w:r>
-        <w:t xml:space="preserve"> </w:t>
-      </w:r>
+    </w:p>
+    <w:p>
+      <w:pPr>
+        <w:pStyle w:val="Compact"/>
+        <w:numPr>
+          <w:ilvl w:val="0"/>
+          <w:numId w:val="1032"/>
+        </w:numPr>
+      </w:pPr>
       <w:r>
         <w:rPr>
           <w:b/>
@@ -4080,6 +4407,24 @@
     <w:bookmarkStart w:id="40" w:name="exm-stratification-with-confounding"/>
     <w:p>
       <w:pPr>
+        <w:pStyle w:val="FirstParagraph"/>
+      </w:pPr>
+      <w:r>
+        <w:rPr>
+          <w:b/>
+          <w:bCs/>
+        </w:rPr>
+        <w:t xml:space="preserve">Example 5 (Stratification with Additional Confounders)</w:t>
+      </w:r>
+      <w:r>
+        <w:t xml:space="preserve"> </w:t>
+      </w:r>
+      <w:r>
+        <w:t xml:space="preserve">To estimate the effect of exercise on heart disease, modified by age, while adjusting for sex and smoking:</w:t>
+      </w:r>
+    </w:p>
+    <w:p>
+      <w:pPr>
         <w:pStyle w:val="BodyText"/>
       </w:pPr>
       <w:r>
@@ -4087,45 +4432,39 @@
           <w:b/>
           <w:bCs/>
         </w:rPr>
-        <w:t xml:space="preserve">Example 5 (Stratification with Additional Confounders)</w:t>
-      </w:r>
-      <w:r>
-        <w:t xml:space="preserve"> </w:t>
-      </w:r>
-      <w:r>
-        <w:t xml:space="preserve">To estimate the effect of exercise on heart disease, modified by age, while adjusting for sex and smoking:</w:t>
-      </w:r>
-    </w:p>
-    <w:p>
-      <w:pPr>
-        <w:pStyle w:val="BodyText"/>
-      </w:pPr>
-      <w:r>
-        <w:rPr>
-          <w:b/>
-          <w:bCs/>
-        </w:rPr>
         <w:t xml:space="preserve">Approach 1</w:t>
       </w:r>
       <w:r>
         <w:t xml:space="preserve">: Stratify by age, sex, and smoking</w:t>
       </w:r>
-      <w:r>
-        <w:t xml:space="preserve"> </w:t>
-      </w:r>
-      <w:r>
-        <w:t xml:space="preserve">- Too many strata (e.g., 3 age groups × 2 sexes × 2 smoking status = 12 strata)</w:t>
-      </w:r>
-      <w:r>
-        <w:t xml:space="preserve"> </w:t>
-      </w:r>
-      <w:r>
-        <w:t xml:space="preserve">- Sample sizes become small</w:t>
-      </w:r>
-    </w:p>
-    <w:p>
-      <w:pPr>
-        <w:pStyle w:val="BodyText"/>
+    </w:p>
+    <w:p>
+      <w:pPr>
+        <w:pStyle w:val="Compact"/>
+        <w:numPr>
+          <w:ilvl w:val="0"/>
+          <w:numId w:val="1033"/>
+        </w:numPr>
+      </w:pPr>
+      <w:r>
+        <w:t xml:space="preserve">Too many strata (e.g., 3 age groups × 2 sexes × 2 smoking status = 12 strata)</w:t>
+      </w:r>
+    </w:p>
+    <w:p>
+      <w:pPr>
+        <w:pStyle w:val="Compact"/>
+        <w:numPr>
+          <w:ilvl w:val="0"/>
+          <w:numId w:val="1033"/>
+        </w:numPr>
+      </w:pPr>
+      <w:r>
+        <w:t xml:space="preserve">Sample sizes become small</w:t>
+      </w:r>
+    </w:p>
+    <w:p>
+      <w:pPr>
+        <w:pStyle w:val="FirstParagraph"/>
       </w:pPr>
       <w:r>
         <w:rPr>
@@ -4137,23 +4476,41 @@
       <w:r>
         <w:t xml:space="preserve">: Stratify by age, then adjust for sex and smoking within each age stratum</w:t>
       </w:r>
-      <w:r>
-        <w:t xml:space="preserve"> </w:t>
-      </w:r>
-      <w:r>
-        <w:t xml:space="preserve">- Fit regression model within young, middle-aged, and elderly separately</w:t>
-      </w:r>
-      <w:r>
-        <w:t xml:space="preserve"> </w:t>
-      </w:r>
-      <w:r>
-        <w:t xml:space="preserve">- Each model controls for sex and smoking</w:t>
-      </w:r>
-      <w:r>
-        <w:t xml:space="preserve"> </w:t>
-      </w:r>
-      <w:r>
-        <w:t xml:space="preserve">- Compare effects across age groups</w:t>
+    </w:p>
+    <w:p>
+      <w:pPr>
+        <w:pStyle w:val="Compact"/>
+        <w:numPr>
+          <w:ilvl w:val="0"/>
+          <w:numId w:val="1034"/>
+        </w:numPr>
+      </w:pPr>
+      <w:r>
+        <w:t xml:space="preserve">Fit regression model within young, middle-aged, and elderly separately</w:t>
+      </w:r>
+    </w:p>
+    <w:p>
+      <w:pPr>
+        <w:pStyle w:val="Compact"/>
+        <w:numPr>
+          <w:ilvl w:val="0"/>
+          <w:numId w:val="1034"/>
+        </w:numPr>
+      </w:pPr>
+      <w:r>
+        <w:t xml:space="preserve">Each model controls for sex and smoking</w:t>
+      </w:r>
+    </w:p>
+    <w:p>
+      <w:pPr>
+        <w:pStyle w:val="Compact"/>
+        <w:numPr>
+          <w:ilvl w:val="0"/>
+          <w:numId w:val="1034"/>
+        </w:numPr>
+      </w:pPr>
+      <w:r>
+        <w:t xml:space="preserve">Compare effects across age groups</w:t>
       </w:r>
     </w:p>
     <w:bookmarkEnd w:id="40"/>
@@ -4413,11 +4770,17 @@
       <w:r>
         <w:t xml:space="preserve">captures effect modification:</w:t>
       </w:r>
-      <w:r>
-        <w:t xml:space="preserve"> </w:t>
-      </w:r>
-      <w:r>
-        <w:t xml:space="preserve">- If</w:t>
+    </w:p>
+    <w:p>
+      <w:pPr>
+        <w:pStyle w:val="Compact"/>
+        <w:numPr>
+          <w:ilvl w:val="0"/>
+          <w:numId w:val="1035"/>
+        </w:numPr>
+      </w:pPr>
+      <w:r>
+        <w:t xml:space="preserve">If</w:t>
       </w:r>
       <w:r>
         <w:t xml:space="preserve"> </w:t>
@@ -4456,11 +4819,17 @@
           <m:t>V</m:t>
         </m:r>
       </m:oMath>
-      <w:r>
-        <w:t xml:space="preserve"> </w:t>
-      </w:r>
-      <w:r>
-        <w:t xml:space="preserve">- If</w:t>
+    </w:p>
+    <w:p>
+      <w:pPr>
+        <w:pStyle w:val="Compact"/>
+        <w:numPr>
+          <w:ilvl w:val="0"/>
+          <w:numId w:val="1035"/>
+        </w:numPr>
+      </w:pPr>
+      <w:r>
+        <w:t xml:space="preserve">If</w:t>
       </w:r>
       <w:r>
         <w:t xml:space="preserve"> </w:t>
@@ -4516,6 +4885,21 @@
     </w:p>
     <w:p>
       <w:pPr>
+        <w:pStyle w:val="FirstParagraph"/>
+      </w:pPr>
+      <w:r>
+        <w:rPr>
+          <w:b/>
+          <w:bCs/>
+        </w:rPr>
+        <w:t xml:space="preserve">Important distinctions</w:t>
+      </w:r>
+      <w:r>
+        <w:t xml:space="preserve">:</w:t>
+      </w:r>
+    </w:p>
+    <w:p>
+      <w:pPr>
         <w:pStyle w:val="BodyText"/>
       </w:pPr>
       <w:r>
@@ -4523,21 +4907,6 @@
           <w:b/>
           <w:bCs/>
         </w:rPr>
-        <w:t xml:space="preserve">Important distinctions</w:t>
-      </w:r>
-      <w:r>
-        <w:t xml:space="preserve">:</w:t>
-      </w:r>
-    </w:p>
-    <w:p>
-      <w:pPr>
-        <w:pStyle w:val="BodyText"/>
-      </w:pPr>
-      <w:r>
-        <w:rPr>
-          <w:b/>
-          <w:bCs/>
-        </w:rPr>
         <w:t xml:space="preserve">Statistical interaction</w:t>
       </w:r>
       <w:r>
@@ -4546,11 +4915,17 @@
       <w:r>
         <w:t xml:space="preserve">(in regression models):</w:t>
       </w:r>
-      <w:r>
-        <w:t xml:space="preserve"> </w:t>
-      </w:r>
-      <w:r>
-        <w:t xml:space="preserve">- Refers to product terms like</w:t>
+    </w:p>
+    <w:p>
+      <w:pPr>
+        <w:pStyle w:val="Compact"/>
+        <w:numPr>
+          <w:ilvl w:val="0"/>
+          <w:numId w:val="1036"/>
+        </w:numPr>
+      </w:pPr>
+      <w:r>
+        <w:t xml:space="preserve">Refers to product terms like</w:t>
       </w:r>
       <w:r>
         <w:t xml:space="preserve"> </w:t>
@@ -4575,22 +4950,34 @@
       <w:r>
         <w:t xml:space="preserve">in a model</w:t>
       </w:r>
-      <w:r>
-        <w:t xml:space="preserve"> </w:t>
-      </w:r>
-      <w:r>
-        <w:t xml:space="preserve">- Is model-dependent and scale-dependent</w:t>
-      </w:r>
-      <w:r>
-        <w:t xml:space="preserve"> </w:t>
-      </w:r>
-      <w:r>
-        <w:t xml:space="preserve">- Does not have an inherent causal interpretation</w:t>
-      </w:r>
-    </w:p>
-    <w:p>
-      <w:pPr>
-        <w:pStyle w:val="BodyText"/>
+    </w:p>
+    <w:p>
+      <w:pPr>
+        <w:pStyle w:val="Compact"/>
+        <w:numPr>
+          <w:ilvl w:val="0"/>
+          <w:numId w:val="1036"/>
+        </w:numPr>
+      </w:pPr>
+      <w:r>
+        <w:t xml:space="preserve">Is model-dependent and scale-dependent</w:t>
+      </w:r>
+    </w:p>
+    <w:p>
+      <w:pPr>
+        <w:pStyle w:val="Compact"/>
+        <w:numPr>
+          <w:ilvl w:val="0"/>
+          <w:numId w:val="1036"/>
+        </w:numPr>
+      </w:pPr>
+      <w:r>
+        <w:t xml:space="preserve">Does not have an inherent causal interpretation</w:t>
+      </w:r>
+    </w:p>
+    <w:p>
+      <w:pPr>
+        <w:pStyle w:val="FirstParagraph"/>
       </w:pPr>
       <w:r>
         <w:rPr>
@@ -4605,54 +4992,90 @@
       <w:r>
         <w:t xml:space="preserve">(in causal inference):</w:t>
       </w:r>
-      <w:r>
-        <w:t xml:space="preserve"> </w:t>
-      </w:r>
-      <w:r>
-        <w:t xml:space="preserve">- Refers to heterogeneity of causal effects across subgroups</w:t>
-      </w:r>
-      <w:r>
-        <w:t xml:space="preserve"> </w:t>
-      </w:r>
-      <w:r>
-        <w:t xml:space="preserve">- Is defined in terms of potential outcomes</w:t>
-      </w:r>
-      <w:r>
-        <w:t xml:space="preserve"> </w:t>
-      </w:r>
-      <w:r>
-        <w:t xml:space="preserve">- Has a clear causal interpretation</w:t>
-      </w:r>
-    </w:p>
-    <w:p>
-      <w:pPr>
-        <w:pStyle w:val="BodyText"/>
+    </w:p>
+    <w:p>
+      <w:pPr>
+        <w:pStyle w:val="Compact"/>
+        <w:numPr>
+          <w:ilvl w:val="0"/>
+          <w:numId w:val="1037"/>
+        </w:numPr>
+      </w:pPr>
+      <w:r>
+        <w:t xml:space="preserve">Refers to heterogeneity of causal effects across subgroups</w:t>
+      </w:r>
+    </w:p>
+    <w:p>
+      <w:pPr>
+        <w:pStyle w:val="Compact"/>
+        <w:numPr>
+          <w:ilvl w:val="0"/>
+          <w:numId w:val="1037"/>
+        </w:numPr>
+      </w:pPr>
+      <w:r>
+        <w:t xml:space="preserve">Is defined in terms of potential outcomes</w:t>
+      </w:r>
+    </w:p>
+    <w:p>
+      <w:pPr>
+        <w:pStyle w:val="Compact"/>
+        <w:numPr>
+          <w:ilvl w:val="0"/>
+          <w:numId w:val="1037"/>
+        </w:numPr>
+      </w:pPr>
+      <w:r>
+        <w:t xml:space="preserve">Has a clear causal interpretation</w:t>
+      </w:r>
+    </w:p>
+    <w:p>
+      <w:pPr>
+        <w:pStyle w:val="FirstParagraph"/>
       </w:pPr>
       <w:r>
         <w:t xml:space="preserve">These concepts are related but not identical:</w:t>
       </w:r>
-      <w:r>
-        <w:t xml:space="preserve"> </w:t>
-      </w:r>
-      <w:r>
-        <w:t xml:space="preserve">- Effect modification on the risk difference scale corresponds to interaction in a linear model</w:t>
-      </w:r>
-      <w:r>
-        <w:t xml:space="preserve"> </w:t>
-      </w:r>
-      <w:r>
-        <w:t xml:space="preserve">- Effect modification on the risk ratio scale corresponds to interaction in a log-linear model</w:t>
-      </w:r>
-      <w:r>
-        <w:t xml:space="preserve"> </w:t>
-      </w:r>
-      <w:r>
-        <w:t xml:space="preserve">- Absence of statistical interaction does NOT guarantee absence of effect modification (it depends on the model and scale)</w:t>
-      </w:r>
-    </w:p>
-    <w:p>
-      <w:pPr>
-        <w:pStyle w:val="BodyText"/>
+    </w:p>
+    <w:p>
+      <w:pPr>
+        <w:pStyle w:val="Compact"/>
+        <w:numPr>
+          <w:ilvl w:val="0"/>
+          <w:numId w:val="1038"/>
+        </w:numPr>
+      </w:pPr>
+      <w:r>
+        <w:t xml:space="preserve">Effect modification on the risk difference scale corresponds to interaction in a linear model</w:t>
+      </w:r>
+    </w:p>
+    <w:p>
+      <w:pPr>
+        <w:pStyle w:val="Compact"/>
+        <w:numPr>
+          <w:ilvl w:val="0"/>
+          <w:numId w:val="1038"/>
+        </w:numPr>
+      </w:pPr>
+      <w:r>
+        <w:t xml:space="preserve">Effect modification on the risk ratio scale corresponds to interaction in a log-linear model</w:t>
+      </w:r>
+    </w:p>
+    <w:p>
+      <w:pPr>
+        <w:pStyle w:val="Compact"/>
+        <w:numPr>
+          <w:ilvl w:val="0"/>
+          <w:numId w:val="1038"/>
+        </w:numPr>
+      </w:pPr>
+      <w:r>
+        <w:t xml:space="preserve">Absence of statistical interaction does NOT guarantee absence of effect modification (it depends on the model and scale)</w:t>
+      </w:r>
+    </w:p>
+    <w:p>
+      <w:pPr>
+        <w:pStyle w:val="FirstParagraph"/>
       </w:pPr>
       <w:r>
         <w:rPr>
@@ -4716,7 +5139,7 @@
       <w:pPr>
         <w:numPr>
           <w:ilvl w:val="0"/>
-          <w:numId w:val="1009"/>
+          <w:numId w:val="1039"/>
         </w:numPr>
       </w:pPr>
       <w:r>
@@ -4823,7 +5246,7 @@
       <w:pPr>
         <w:numPr>
           <w:ilvl w:val="0"/>
-          <w:numId w:val="1009"/>
+          <w:numId w:val="1039"/>
         </w:numPr>
       </w:pPr>
       <w:r>
@@ -4841,7 +5264,7 @@
       <w:pPr>
         <w:numPr>
           <w:ilvl w:val="0"/>
-          <w:numId w:val="1009"/>
+          <w:numId w:val="1039"/>
         </w:numPr>
       </w:pPr>
       <w:r>
@@ -4859,7 +5282,7 @@
       <w:pPr>
         <w:numPr>
           <w:ilvl w:val="0"/>
-          <w:numId w:val="1009"/>
+          <w:numId w:val="1039"/>
         </w:numPr>
       </w:pPr>
       <w:r>
@@ -4878,7 +5301,7 @@
         <w:pStyle w:val="Compact"/>
         <w:numPr>
           <w:ilvl w:val="1"/>
-          <w:numId w:val="1010"/>
+          <w:numId w:val="1040"/>
         </w:numPr>
       </w:pPr>
       <w:r>
@@ -4890,7 +5313,7 @@
         <w:pStyle w:val="Compact"/>
         <w:numPr>
           <w:ilvl w:val="1"/>
-          <w:numId w:val="1010"/>
+          <w:numId w:val="1040"/>
         </w:numPr>
       </w:pPr>
       <w:r>
@@ -4902,7 +5325,7 @@
         <w:pStyle w:val="Compact"/>
         <w:numPr>
           <w:ilvl w:val="1"/>
-          <w:numId w:val="1010"/>
+          <w:numId w:val="1040"/>
         </w:numPr>
       </w:pPr>
       <w:r>
@@ -4913,7 +5336,7 @@
       <w:pPr>
         <w:numPr>
           <w:ilvl w:val="0"/>
-          <w:numId w:val="1009"/>
+          <w:numId w:val="1039"/>
         </w:numPr>
       </w:pPr>
       <w:r>
@@ -4932,7 +5355,7 @@
         <w:pStyle w:val="Compact"/>
         <w:numPr>
           <w:ilvl w:val="1"/>
-          <w:numId w:val="1011"/>
+          <w:numId w:val="1041"/>
         </w:numPr>
       </w:pPr>
       <w:r>
@@ -4944,7 +5367,7 @@
         <w:pStyle w:val="Compact"/>
         <w:numPr>
           <w:ilvl w:val="1"/>
-          <w:numId w:val="1011"/>
+          <w:numId w:val="1041"/>
         </w:numPr>
       </w:pPr>
       <w:r>
@@ -4956,7 +5379,7 @@
         <w:pStyle w:val="Compact"/>
         <w:numPr>
           <w:ilvl w:val="1"/>
-          <w:numId w:val="1011"/>
+          <w:numId w:val="1041"/>
         </w:numPr>
       </w:pPr>
       <w:r>
@@ -4967,7 +5390,7 @@
       <w:pPr>
         <w:numPr>
           <w:ilvl w:val="0"/>
-          <w:numId w:val="1009"/>
+          <w:numId w:val="1039"/>
         </w:numPr>
       </w:pPr>
       <w:r>
@@ -5001,7 +5424,7 @@
         <w:pStyle w:val="Compact"/>
         <w:numPr>
           <w:ilvl w:val="0"/>
-          <w:numId w:val="1012"/>
+          <w:numId w:val="1042"/>
         </w:numPr>
       </w:pPr>
       <w:r>
@@ -5039,7 +5462,7 @@
         <w:pStyle w:val="Compact"/>
         <w:numPr>
           <w:ilvl w:val="0"/>
-          <w:numId w:val="1012"/>
+          <w:numId w:val="1042"/>
         </w:numPr>
       </w:pPr>
       <w:r>
@@ -5074,7 +5497,7 @@
         <w:pStyle w:val="Compact"/>
         <w:numPr>
           <w:ilvl w:val="0"/>
-          <w:numId w:val="1012"/>
+          <w:numId w:val="1042"/>
         </w:numPr>
       </w:pPr>
       <w:r>
@@ -5109,7 +5532,7 @@
         <w:pStyle w:val="Compact"/>
         <w:numPr>
           <w:ilvl w:val="0"/>
-          <w:numId w:val="1012"/>
+          <w:numId w:val="1042"/>
         </w:numPr>
       </w:pPr>
       <w:r>
@@ -5519,6 +5942,30 @@
     <w:abstractNumId w:val="991"/>
   </w:num>
   <w:num w:numId="1002">
+    <w:abstractNumId w:val="991"/>
+  </w:num>
+  <w:num w:numId="1003">
+    <w:abstractNumId w:val="991"/>
+  </w:num>
+  <w:num w:numId="1004">
+    <w:abstractNumId w:val="991"/>
+  </w:num>
+  <w:num w:numId="1005">
+    <w:abstractNumId w:val="991"/>
+  </w:num>
+  <w:num w:numId="1006">
+    <w:abstractNumId w:val="991"/>
+  </w:num>
+  <w:num w:numId="1007">
+    <w:abstractNumId w:val="991"/>
+  </w:num>
+  <w:num w:numId="1008">
+    <w:abstractNumId w:val="991"/>
+  </w:num>
+  <w:num w:numId="1009">
+    <w:abstractNumId w:val="991"/>
+  </w:num>
+  <w:num w:numId="1010">
     <w:abstractNumId w:val="99411"/>
     <w:lvlOverride w:ilvl="0">
       <w:startOverride w:val="1"/>
@@ -5548,7 +5995,13 @@
       <w:startOverride w:val="1"/>
     </w:lvlOverride>
   </w:num>
-  <w:num w:numId="1003">
+  <w:num w:numId="1011">
+    <w:abstractNumId w:val="991"/>
+  </w:num>
+  <w:num w:numId="1012">
+    <w:abstractNumId w:val="991"/>
+  </w:num>
+  <w:num w:numId="1013">
     <w:abstractNumId w:val="99411"/>
     <w:lvlOverride w:ilvl="0">
       <w:startOverride w:val="1"/>
@@ -5578,13 +6031,25 @@
       <w:startOverride w:val="1"/>
     </w:lvlOverride>
   </w:num>
-  <w:num w:numId="1004">
+  <w:num w:numId="1014">
     <w:abstractNumId w:val="991"/>
   </w:num>
-  <w:num w:numId="1005">
+  <w:num w:numId="1015">
     <w:abstractNumId w:val="991"/>
   </w:num>
-  <w:num w:numId="1006">
+  <w:num w:numId="1016">
+    <w:abstractNumId w:val="991"/>
+  </w:num>
+  <w:num w:numId="1017">
+    <w:abstractNumId w:val="991"/>
+  </w:num>
+  <w:num w:numId="1018">
+    <w:abstractNumId w:val="991"/>
+  </w:num>
+  <w:num w:numId="1019">
+    <w:abstractNumId w:val="991"/>
+  </w:num>
+  <w:num w:numId="1020">
     <w:abstractNumId w:val="99411"/>
     <w:lvlOverride w:ilvl="0">
       <w:startOverride w:val="1"/>
@@ -5614,10 +6079,25 @@
       <w:startOverride w:val="1"/>
     </w:lvlOverride>
   </w:num>
-  <w:num w:numId="1007">
+  <w:num w:numId="1021">
     <w:abstractNumId w:val="991"/>
   </w:num>
-  <w:num w:numId="1008">
+  <w:num w:numId="1022">
+    <w:abstractNumId w:val="991"/>
+  </w:num>
+  <w:num w:numId="1023">
+    <w:abstractNumId w:val="991"/>
+  </w:num>
+  <w:num w:numId="1024">
+    <w:abstractNumId w:val="991"/>
+  </w:num>
+  <w:num w:numId="1025">
+    <w:abstractNumId w:val="991"/>
+  </w:num>
+  <w:num w:numId="1026">
+    <w:abstractNumId w:val="991"/>
+  </w:num>
+  <w:num w:numId="1027">
     <w:abstractNumId w:val="99411"/>
     <w:lvlOverride w:ilvl="0">
       <w:startOverride w:val="1"/>
@@ -5647,7 +6127,40 @@
       <w:startOverride w:val="1"/>
     </w:lvlOverride>
   </w:num>
-  <w:num w:numId="1009">
+  <w:num w:numId="1028">
+    <w:abstractNumId w:val="991"/>
+  </w:num>
+  <w:num w:numId="1029">
+    <w:abstractNumId w:val="991"/>
+  </w:num>
+  <w:num w:numId="1030">
+    <w:abstractNumId w:val="991"/>
+  </w:num>
+  <w:num w:numId="1031">
+    <w:abstractNumId w:val="991"/>
+  </w:num>
+  <w:num w:numId="1032">
+    <w:abstractNumId w:val="991"/>
+  </w:num>
+  <w:num w:numId="1033">
+    <w:abstractNumId w:val="991"/>
+  </w:num>
+  <w:num w:numId="1034">
+    <w:abstractNumId w:val="991"/>
+  </w:num>
+  <w:num w:numId="1035">
+    <w:abstractNumId w:val="991"/>
+  </w:num>
+  <w:num w:numId="1036">
+    <w:abstractNumId w:val="991"/>
+  </w:num>
+  <w:num w:numId="1037">
+    <w:abstractNumId w:val="991"/>
+  </w:num>
+  <w:num w:numId="1038">
+    <w:abstractNumId w:val="991"/>
+  </w:num>
+  <w:num w:numId="1039">
     <w:abstractNumId w:val="99411"/>
     <w:lvlOverride w:ilvl="0">
       <w:startOverride w:val="1"/>
@@ -5677,13 +6190,13 @@
       <w:startOverride w:val="1"/>
     </w:lvlOverride>
   </w:num>
-  <w:num w:numId="1010">
+  <w:num w:numId="1040">
     <w:abstractNumId w:val="991"/>
   </w:num>
-  <w:num w:numId="1011">
+  <w:num w:numId="1041">
     <w:abstractNumId w:val="991"/>
   </w:num>
-  <w:num w:numId="1012">
+  <w:num w:numId="1042">
     <w:abstractNumId w:val="991"/>
   </w:num>
 </w:numbering>
